--- a/contents/battle-workbook/secuops-w07.docx
+++ b/contents/battle-workbook/secuops-w07.docx
@@ -758,7 +758,7 @@
           <w:b/>
           <w:sz w:val="22"/>
         </w:rPr>
-        <w:t>▶ 실행 결과 화면 (스크린샷 붙여넣기)</w:t>
+        <w:t>▶ 실행 결과 (출력/스크린샷)</w:t>
       </w:r>
     </w:p>
     <w:tbl>
@@ -792,7 +792,7 @@
                 <w:color w:val="AAAAAA"/>
                 <w:sz w:val="18"/>
               </w:rPr>
-              <w:t>여기에 결과 스크린샷을 붙여넣으세요 (커서를 두고 Ctrl+V)</w:t>
+              <w:t>여기에 결과 출력을 적거나 스크린샷을 붙여넣으세요 (커서를 두고 Ctrl+V)</w:t>
             </w:r>
           </w:p>
         </w:tc>
@@ -1148,7 +1148,7 @@
           <w:b/>
           <w:sz w:val="22"/>
         </w:rPr>
-        <w:t>▶ 실행 결과 화면 (스크린샷 붙여넣기)</w:t>
+        <w:t>▶ 실행 결과 (출력/스크린샷)</w:t>
       </w:r>
     </w:p>
     <w:tbl>
@@ -1182,7 +1182,7 @@
                 <w:color w:val="AAAAAA"/>
                 <w:sz w:val="18"/>
               </w:rPr>
-              <w:t>여기에 결과 스크린샷을 붙여넣으세요 (커서를 두고 Ctrl+V)</w:t>
+              <w:t>여기에 결과 출력을 적거나 스크린샷을 붙여넣으세요 (커서를 두고 Ctrl+V)</w:t>
             </w:r>
           </w:p>
         </w:tc>
@@ -1458,7 +1458,7 @@
           <w:b/>
           <w:sz w:val="22"/>
         </w:rPr>
-        <w:t>▶ 실행 결과 화면 (스크린샷 붙여넣기)</w:t>
+        <w:t>▶ 실행 결과 (출력/스크린샷)</w:t>
       </w:r>
     </w:p>
     <w:tbl>
@@ -1492,7 +1492,7 @@
                 <w:color w:val="AAAAAA"/>
                 <w:sz w:val="18"/>
               </w:rPr>
-              <w:t>여기에 결과 스크린샷을 붙여넣으세요 (커서를 두고 Ctrl+V)</w:t>
+              <w:t>여기에 결과 출력을 적거나 스크린샷을 붙여넣으세요 (커서를 두고 Ctrl+V)</w:t>
             </w:r>
           </w:p>
         </w:tc>
@@ -1820,7 +1820,7 @@
           <w:b/>
           <w:sz w:val="22"/>
         </w:rPr>
-        <w:t>▶ 실행 결과 화면 (스크린샷 붙여넣기)</w:t>
+        <w:t>▶ 실행 결과 (출력/스크린샷)</w:t>
       </w:r>
     </w:p>
     <w:tbl>
@@ -1854,7 +1854,7 @@
                 <w:color w:val="AAAAAA"/>
                 <w:sz w:val="18"/>
               </w:rPr>
-              <w:t>여기에 결과 스크린샷을 붙여넣으세요 (커서를 두고 Ctrl+V)</w:t>
+              <w:t>여기에 결과 출력을 적거나 스크린샷을 붙여넣으세요 (커서를 두고 Ctrl+V)</w:t>
             </w:r>
           </w:p>
         </w:tc>
@@ -2209,7 +2209,7 @@
           <w:b/>
           <w:sz w:val="22"/>
         </w:rPr>
-        <w:t>▶ 실행 결과 화면 (스크린샷 붙여넣기)</w:t>
+        <w:t>▶ 실행 결과 (출력/스크린샷)</w:t>
       </w:r>
     </w:p>
     <w:tbl>
@@ -2243,7 +2243,7 @@
                 <w:color w:val="AAAAAA"/>
                 <w:sz w:val="18"/>
               </w:rPr>
-              <w:t>여기에 결과 스크린샷을 붙여넣으세요 (커서를 두고 Ctrl+V)</w:t>
+              <w:t>여기에 결과 출력을 적거나 스크린샷을 붙여넣으세요 (커서를 두고 Ctrl+V)</w:t>
             </w:r>
           </w:p>
         </w:tc>
@@ -2535,7 +2535,7 @@
           <w:b/>
           <w:sz w:val="22"/>
         </w:rPr>
-        <w:t>▶ 실행 결과 화면 (스크린샷 붙여넣기)</w:t>
+        <w:t>▶ 실행 결과 (출력/스크린샷)</w:t>
       </w:r>
     </w:p>
     <w:tbl>
@@ -2569,7 +2569,7 @@
                 <w:color w:val="AAAAAA"/>
                 <w:sz w:val="18"/>
               </w:rPr>
-              <w:t>여기에 결과 스크린샷을 붙여넣으세요 (커서를 두고 Ctrl+V)</w:t>
+              <w:t>여기에 결과 출력을 적거나 스크린샷을 붙여넣으세요 (커서를 두고 Ctrl+V)</w:t>
             </w:r>
           </w:p>
         </w:tc>
@@ -2828,7 +2828,7 @@
           <w:b/>
           <w:sz w:val="22"/>
         </w:rPr>
-        <w:t>▶ 실행 결과 화면 (스크린샷 붙여넣기)</w:t>
+        <w:t>▶ 실행 결과 (출력/스크린샷)</w:t>
       </w:r>
     </w:p>
     <w:tbl>
@@ -2862,7 +2862,7 @@
                 <w:color w:val="AAAAAA"/>
                 <w:sz w:val="18"/>
               </w:rPr>
-              <w:t>여기에 결과 스크린샷을 붙여넣으세요 (커서를 두고 Ctrl+V)</w:t>
+              <w:t>여기에 결과 출력을 적거나 스크린샷을 붙여넣으세요 (커서를 두고 Ctrl+V)</w:t>
             </w:r>
           </w:p>
         </w:tc>
